--- a/python/01_시작하기/01_파이썬_시작하기_교안.docx
+++ b/python/01_시작하기/01_파이썬_시작하기_교안.docx
@@ -11197,6 +11197,33 @@
                 <w:rFonts w:ascii="Consolas" w:cs="Consolas" w:eastAsia="맑은 고딕" w:hAnsi="Consolas"/>
                 <w:b w:val="false"/>
                 <w:bCs w:val="false"/>
+                <w:i/>
+                <w:iCs/>
+                <w:color w:val="6A9955"/>
+                <w:sz w:val="17"/>
+                <w:szCs w:val="17"/>
+              </w:rPr>
+              <w:t xml:space="preserve"># 입력받은 나이도 글자("20")라서 계산하려면 int() 로 숫자로 바꿔야 해요</w:t>
+            </w:r>
+          </w:p>
+          <w:p>
+            <w:pPr>
+              <w:spacing w:after="0" w:line="252"/>
+            </w:pPr>
+            <w:r>
+              <w:rPr>
+                <w:rFonts w:ascii="Consolas" w:cs="Consolas" w:eastAsia="맑은 고딕" w:hAnsi="Consolas"/>
+                <w:color w:val="A0A0A0"/>
+                <w:sz w:val="17"/>
+                <w:szCs w:val="17"/>
+              </w:rPr>
+              <w:t xml:space="preserve">6  </w:t>
+            </w:r>
+            <w:r>
+              <w:rPr>
+                <w:rFonts w:ascii="Consolas" w:cs="Consolas" w:eastAsia="맑은 고딕" w:hAnsi="Consolas"/>
+                <w:b w:val="false"/>
+                <w:bCs w:val="false"/>
                 <w:i w:val="false"/>
                 <w:iCs w:val="false"/>
                 <w:color w:val="795E26"/>
@@ -11282,7 +11309,7 @@
                 <w:sz w:val="17"/>
                 <w:szCs w:val="17"/>
               </w:rPr>
-              <w:t xml:space="preserve">6  </w:t>
+              <w:t xml:space="preserve">7  </w:t>
             </w:r>
             <w:r>
               <w:rPr>
@@ -11870,7 +11897,7 @@
                 <w:sz w:val="19"/>
                 <w:szCs w:val="19"/>
               </w:rPr>
-              <w:t xml:space="preserve">5</w:t>
+              <w:t xml:space="preserve">6</w:t>
             </w:r>
           </w:p>
         </w:tc>
@@ -11998,7 +12025,7 @@
                 <w:sz w:val="19"/>
                 <w:szCs w:val="19"/>
               </w:rPr>
-              <w:t xml:space="preserve">6</w:t>
+              <w:t xml:space="preserve">7</w:t>
             </w:r>
           </w:p>
         </w:tc>
